--- a/docs/guide_he.docx
+++ b/docs/guide_he.docx
@@ -12,7 +12,7 @@
           <w:rFonts w:ascii="Calibri" w:hAnsi="Calibri" w:eastAsia="Calibri" w:cs="Arial"/>
           <w:lang w:val="he-IL" w:bidi="he-IL"/>
         </w:rPr>
-        <w:t>בדיקת OKR מהירה – מדריך</w:t>
+        <w:t>‏Eye Reflex Lab – מדריך</w:t>
       </w:r>
     </w:p>
     <w:p>
@@ -22,9 +22,18 @@
       <w:r>
         <w:rPr>
           <w:rFonts w:ascii="Calibri" w:hAnsi="Calibri" w:eastAsia="Calibri" w:cs="Arial"/>
+          <w:b/>
+          <w:bCs/>
           <w:lang w:val="he-IL" w:bidi="he-IL"/>
         </w:rPr>
-        <w:t xml:space="preserve">עדכון: 23 באוקטובר 2026 · גרסת אפליקציה 2.2 · </w:t>
+        <w:t>ניסוי הרפלקס האופטוקינטי</w:t>
+      </w:r>
+      <w:r>
+        <w:rPr>
+          <w:rFonts w:ascii="Calibri" w:hAnsi="Calibri" w:eastAsia="Calibri" w:cs="Arial"/>
+          <w:lang w:val="he-IL" w:bidi="he-IL"/>
+        </w:rPr>
+        <w:t xml:space="preserve"> · עדכון: 24 באוקטובר 2026 · גרסת אפליקציה 2.3 · </w:t>
       </w:r>
       <w:hyperlink r:id="rId9">
         <w:r>
@@ -66,7 +75,7 @@
                 <w:bCs/>
                 <w:lang w:val="he-IL" w:bidi="he-IL"/>
               </w:rPr>
-              <w:t>אפליקציית וולנס, לא מכשיר רפואי.</w:t>
+              <w:t>‏Eye Reflex Lab היא אפליקציית וולנס ולמידה, לא מכשיר רפואי.</w:t>
             </w:r>
             <w:r>
               <w:rPr>
@@ -134,7 +143,7 @@
           <w:rFonts w:ascii="Calibri" w:hAnsi="Calibri" w:eastAsia="Calibri" w:cs="Arial"/>
           <w:lang w:val="he-IL" w:bidi="he-IL"/>
         </w:rPr>
-        <w:t xml:space="preserve">בדיקת OKR מהירה מראה כיצד העיניים עוקבות אחרי דפוס נע: בעזרת המצלמה הקדמית של המכשיר, תוך כמה דקות. ההשוואה היא </w:t>
+        <w:t xml:space="preserve">‏Eye Reflex Lab מראה כיצד העיניים עוקבות אחרי דפוס נע: בעזרת המצלמה הקדמית של המכשיר, תוך כמה דקות. זהו ניסוי להשתתפות פעילה – לקורסים, להוראה ולסקרנים. ההשוואה היא </w:t>
       </w:r>
       <w:r>
         <w:rPr>
@@ -143,7 +152,7 @@
           <w:bCs/>
           <w:lang w:val="he-IL" w:bidi="he-IL"/>
         </w:rPr>
-        <w:t>רק למדידות הקודמות של אותו אדם</w:t>
+        <w:t>רק למדידות קודמות של אותו אדם</w:t>
       </w:r>
       <w:r>
         <w:rPr>
@@ -185,7 +194,7 @@
           <w:rFonts w:ascii="Calibri" w:hAnsi="Calibri" w:eastAsia="Calibri" w:cs="Arial"/>
           <w:lang w:val="he-IL" w:bidi="he-IL"/>
         </w:rPr>
-        <w:t xml:space="preserve"> iPad או iPhone עם Safari, או טאבלט או טלפון Android עם Chrome. בטאבלט הדפוס גדול יותר, וזה נוח יותר.</w:t>
+        <w:t xml:space="preserve"> iPad או iPhone עם Safari, או טאבלט או טלפון Android עם Chrome. בטאבלט שטח הגירוי גדול יותר, וזה נוח יותר.</w:t>
       </w:r>
     </w:p>
     <w:p>
@@ -479,7 +488,518 @@
           <w:rFonts w:ascii="Calibri" w:hAnsi="Calibri" w:eastAsia="Calibri" w:cs="Arial"/>
           <w:lang w:val="he-IL" w:bidi="he-IL"/>
         </w:rPr>
-        <w:t>4 הגדרת המכשיר (פעם אחת)</w:t>
+        <w:t>4 שתי גרסאות: Freemium ו„מקרי מחקר“</w:t>
+      </w:r>
+    </w:p>
+    <w:tbl>
+      <w:tblPr>
+        <w:tblStyle w:val="TableGrid"/>
+        <w:tblW w:type="auto" w:w="0"/>
+        <w:tblLook w:firstColumn="1" w:firstRow="1" w:lastColumn="0" w:lastRow="0" w:noHBand="0" w:noVBand="1" w:val="04A0"/>
+        <w:bidiVisual/>
+      </w:tblPr>
+      <w:tblGrid>
+        <w:gridCol w:w="3137"/>
+        <w:gridCol w:w="3137"/>
+        <w:gridCol w:w="3137"/>
+      </w:tblGrid>
+      <w:tr>
+        <w:trPr>
+          <w:tblHeader/>
+        </w:trPr>
+        <w:tc>
+          <w:tcPr>
+            <w:tcW w:type="dxa" w:w="3137"/>
+            <w:shd w:val="clear" w:color="auto" w:fill="1E5A7A"/>
+          </w:tcPr>
+          <w:p>
+            <w:pPr>
+              <w:bidi/>
+              <w:spacing w:after="40"/>
+            </w:pPr>
+          </w:p>
+        </w:tc>
+        <w:tc>
+          <w:tcPr>
+            <w:tcW w:type="dxa" w:w="3137"/>
+            <w:shd w:val="clear" w:color="auto" w:fill="1E5A7A"/>
+          </w:tcPr>
+          <w:p>
+            <w:pPr>
+              <w:bidi/>
+              <w:spacing w:after="40"/>
+            </w:pPr>
+            <w:r>
+              <w:rPr>
+                <w:rFonts w:ascii="Calibri" w:hAnsi="Calibri" w:eastAsia="Calibri" w:cs="Arial"/>
+                <w:b/>
+                <w:bCs/>
+                <w:color w:val="FFFFFF"/>
+                <w:sz w:val="19"/>
+                <w:lang w:val="he-IL" w:bidi="he-IL"/>
+                <w:szCs w:val="19"/>
+              </w:rPr>
+              <w:t>Freemium</w:t>
+            </w:r>
+          </w:p>
+        </w:tc>
+        <w:tc>
+          <w:tcPr>
+            <w:tcW w:type="dxa" w:w="3137"/>
+            <w:shd w:val="clear" w:color="auto" w:fill="1E5A7A"/>
+          </w:tcPr>
+          <w:p>
+            <w:pPr>
+              <w:bidi/>
+              <w:spacing w:after="40"/>
+            </w:pPr>
+            <w:r>
+              <w:rPr>
+                <w:rFonts w:ascii="Calibri" w:hAnsi="Calibri" w:eastAsia="Calibri" w:cs="Arial"/>
+                <w:b/>
+                <w:bCs/>
+                <w:color w:val="FFFFFF"/>
+                <w:sz w:val="19"/>
+                <w:lang w:val="he-IL" w:bidi="he-IL"/>
+                <w:szCs w:val="19"/>
+              </w:rPr>
+              <w:t>מקרי מחקר</w:t>
+            </w:r>
+          </w:p>
+        </w:tc>
+      </w:tr>
+      <w:tr>
+        <w:tc>
+          <w:tcPr>
+            <w:tcW w:type="dxa" w:w="3137"/>
+          </w:tcPr>
+          <w:p>
+            <w:pPr>
+              <w:bidi/>
+              <w:spacing w:after="40"/>
+            </w:pPr>
+            <w:r>
+              <w:rPr>
+                <w:rFonts w:ascii="Calibri" w:hAnsi="Calibri" w:eastAsia="Calibri" w:cs="Arial"/>
+                <w:sz w:val="19"/>
+                <w:lang w:val="he-IL" w:bidi="he-IL"/>
+                <w:szCs w:val="19"/>
+              </w:rPr>
+              <w:t>מדידה וצפייה בתוצאה</w:t>
+            </w:r>
+          </w:p>
+        </w:tc>
+        <w:tc>
+          <w:tcPr>
+            <w:tcW w:type="dxa" w:w="3137"/>
+          </w:tcPr>
+          <w:p>
+            <w:pPr>
+              <w:bidi/>
+              <w:spacing w:after="40"/>
+            </w:pPr>
+            <w:r>
+              <w:rPr>
+                <w:rFonts w:ascii="Calibri" w:hAnsi="Calibri" w:eastAsia="Calibri" w:cs="Arial"/>
+                <w:sz w:val="19"/>
+                <w:lang w:val="he-IL" w:bidi="he-IL"/>
+                <w:szCs w:val="19"/>
+              </w:rPr>
+              <w:t>✓</w:t>
+            </w:r>
+          </w:p>
+        </w:tc>
+        <w:tc>
+          <w:tcPr>
+            <w:tcW w:type="dxa" w:w="3137"/>
+          </w:tcPr>
+          <w:p>
+            <w:pPr>
+              <w:bidi/>
+              <w:spacing w:after="40"/>
+            </w:pPr>
+            <w:r>
+              <w:rPr>
+                <w:rFonts w:ascii="Calibri" w:hAnsi="Calibri" w:eastAsia="Calibri" w:cs="Arial"/>
+                <w:sz w:val="19"/>
+                <w:lang w:val="he-IL" w:bidi="he-IL"/>
+                <w:szCs w:val="19"/>
+              </w:rPr>
+              <w:t>✓</w:t>
+            </w:r>
+          </w:p>
+        </w:tc>
+      </w:tr>
+      <w:tr>
+        <w:tc>
+          <w:tcPr>
+            <w:tcW w:type="dxa" w:w="3137"/>
+          </w:tcPr>
+          <w:p>
+            <w:pPr>
+              <w:bidi/>
+              <w:spacing w:after="40"/>
+            </w:pPr>
+            <w:r>
+              <w:rPr>
+                <w:rFonts w:ascii="Calibri" w:hAnsi="Calibri" w:eastAsia="Calibri" w:cs="Arial"/>
+                <w:sz w:val="19"/>
+                <w:lang w:val="he-IL" w:bidi="he-IL"/>
+                <w:szCs w:val="19"/>
+              </w:rPr>
+              <w:t>בחירת תנאי ניסוי</w:t>
+            </w:r>
+          </w:p>
+        </w:tc>
+        <w:tc>
+          <w:tcPr>
+            <w:tcW w:type="dxa" w:w="3137"/>
+          </w:tcPr>
+          <w:p>
+            <w:pPr>
+              <w:bidi/>
+              <w:spacing w:after="40"/>
+            </w:pPr>
+            <w:r>
+              <w:rPr>
+                <w:rFonts w:ascii="Calibri" w:hAnsi="Calibri" w:eastAsia="Calibri" w:cs="Arial"/>
+                <w:sz w:val="19"/>
+                <w:lang w:val="he-IL" w:bidi="he-IL"/>
+                <w:szCs w:val="19"/>
+              </w:rPr>
+              <w:t>✓ (רק להפעלה הנוכחית)</w:t>
+            </w:r>
+          </w:p>
+        </w:tc>
+        <w:tc>
+          <w:tcPr>
+            <w:tcW w:type="dxa" w:w="3137"/>
+          </w:tcPr>
+          <w:p>
+            <w:pPr>
+              <w:bidi/>
+              <w:spacing w:after="40"/>
+            </w:pPr>
+            <w:r>
+              <w:rPr>
+                <w:rFonts w:ascii="Calibri" w:hAnsi="Calibri" w:eastAsia="Calibri" w:cs="Arial"/>
+                <w:sz w:val="19"/>
+                <w:lang w:val="he-IL" w:bidi="he-IL"/>
+                <w:szCs w:val="19"/>
+              </w:rPr>
+              <w:t>✓ (נשמרים לכל משתתף/ת)</w:t>
+            </w:r>
+          </w:p>
+        </w:tc>
+      </w:tr>
+      <w:tr>
+        <w:tc>
+          <w:tcPr>
+            <w:tcW w:type="dxa" w:w="3137"/>
+          </w:tcPr>
+          <w:p>
+            <w:pPr>
+              <w:bidi/>
+              <w:spacing w:after="40"/>
+            </w:pPr>
+            <w:r>
+              <w:rPr>
+                <w:rFonts w:ascii="Calibri" w:hAnsi="Calibri" w:eastAsia="Calibri" w:cs="Arial"/>
+                <w:sz w:val="19"/>
+                <w:lang w:val="he-IL" w:bidi="he-IL"/>
+                <w:szCs w:val="19"/>
+              </w:rPr>
+              <w:t>שמירת משתתפים ומדידות</w:t>
+            </w:r>
+          </w:p>
+        </w:tc>
+        <w:tc>
+          <w:tcPr>
+            <w:tcW w:type="dxa" w:w="3137"/>
+          </w:tcPr>
+          <w:p>
+            <w:pPr>
+              <w:bidi/>
+              <w:spacing w:after="40"/>
+            </w:pPr>
+            <w:r>
+              <w:rPr>
+                <w:rFonts w:ascii="Calibri" w:hAnsi="Calibri" w:eastAsia="Calibri" w:cs="Arial"/>
+                <w:sz w:val="19"/>
+                <w:lang w:val="he-IL" w:bidi="he-IL"/>
+                <w:szCs w:val="19"/>
+              </w:rPr>
+              <w:t>– (דבר אינו נשמר)</w:t>
+            </w:r>
+          </w:p>
+        </w:tc>
+        <w:tc>
+          <w:tcPr>
+            <w:tcW w:type="dxa" w:w="3137"/>
+          </w:tcPr>
+          <w:p>
+            <w:pPr>
+              <w:bidi/>
+              <w:spacing w:after="40"/>
+            </w:pPr>
+            <w:r>
+              <w:rPr>
+                <w:rFonts w:ascii="Calibri" w:hAnsi="Calibri" w:eastAsia="Calibri" w:cs="Arial"/>
+                <w:sz w:val="19"/>
+                <w:lang w:val="he-IL" w:bidi="he-IL"/>
+                <w:szCs w:val="19"/>
+              </w:rPr>
+              <w:t>✓ (רק במכשיר זה)</w:t>
+            </w:r>
+          </w:p>
+        </w:tc>
+      </w:tr>
+      <w:tr>
+        <w:tc>
+          <w:tcPr>
+            <w:tcW w:type="dxa" w:w="3137"/>
+          </w:tcPr>
+          <w:p>
+            <w:pPr>
+              <w:bidi/>
+              <w:spacing w:after="40"/>
+            </w:pPr>
+            <w:r>
+              <w:rPr>
+                <w:rFonts w:ascii="Calibri" w:hAnsi="Calibri" w:eastAsia="Calibri" w:cs="Arial"/>
+                <w:sz w:val="19"/>
+                <w:lang w:val="he-IL" w:bidi="he-IL"/>
+                <w:szCs w:val="19"/>
+              </w:rPr>
+              <w:t>השוואת סדרות מדידה</w:t>
+            </w:r>
+          </w:p>
+        </w:tc>
+        <w:tc>
+          <w:tcPr>
+            <w:tcW w:type="dxa" w:w="3137"/>
+          </w:tcPr>
+          <w:p>
+            <w:pPr>
+              <w:bidi/>
+              <w:spacing w:after="40"/>
+            </w:pPr>
+            <w:r>
+              <w:rPr>
+                <w:rFonts w:ascii="Calibri" w:hAnsi="Calibri" w:eastAsia="Calibri" w:cs="Arial"/>
+                <w:sz w:val="19"/>
+                <w:lang w:val="he-IL" w:bidi="he-IL"/>
+                <w:szCs w:val="19"/>
+              </w:rPr>
+              <w:t>–</w:t>
+            </w:r>
+          </w:p>
+        </w:tc>
+        <w:tc>
+          <w:tcPr>
+            <w:tcW w:type="dxa" w:w="3137"/>
+          </w:tcPr>
+          <w:p>
+            <w:pPr>
+              <w:bidi/>
+              <w:spacing w:after="40"/>
+            </w:pPr>
+            <w:r>
+              <w:rPr>
+                <w:rFonts w:ascii="Calibri" w:hAnsi="Calibri" w:eastAsia="Calibri" w:cs="Arial"/>
+                <w:sz w:val="19"/>
+                <w:lang w:val="he-IL" w:bidi="he-IL"/>
+                <w:szCs w:val="19"/>
+              </w:rPr>
+              <w:t>✓</w:t>
+            </w:r>
+          </w:p>
+        </w:tc>
+      </w:tr>
+      <w:tr>
+        <w:tc>
+          <w:tcPr>
+            <w:tcW w:type="dxa" w:w="3137"/>
+          </w:tcPr>
+          <w:p>
+            <w:pPr>
+              <w:bidi/>
+              <w:spacing w:after="40"/>
+            </w:pPr>
+            <w:r>
+              <w:rPr>
+                <w:rFonts w:ascii="Calibri" w:hAnsi="Calibri" w:eastAsia="Calibri" w:cs="Arial"/>
+                <w:sz w:val="19"/>
+                <w:lang w:val="he-IL" w:bidi="he-IL"/>
+                <w:szCs w:val="19"/>
+              </w:rPr>
+              <w:t>ייצוא וייבוא</w:t>
+            </w:r>
+          </w:p>
+        </w:tc>
+        <w:tc>
+          <w:tcPr>
+            <w:tcW w:type="dxa" w:w="3137"/>
+          </w:tcPr>
+          <w:p>
+            <w:pPr>
+              <w:bidi/>
+              <w:spacing w:after="40"/>
+            </w:pPr>
+            <w:r>
+              <w:rPr>
+                <w:rFonts w:ascii="Calibri" w:hAnsi="Calibri" w:eastAsia="Calibri" w:cs="Arial"/>
+                <w:sz w:val="19"/>
+                <w:lang w:val="he-IL" w:bidi="he-IL"/>
+                <w:szCs w:val="19"/>
+              </w:rPr>
+              <w:t>–</w:t>
+            </w:r>
+          </w:p>
+        </w:tc>
+        <w:tc>
+          <w:tcPr>
+            <w:tcW w:type="dxa" w:w="3137"/>
+          </w:tcPr>
+          <w:p>
+            <w:pPr>
+              <w:bidi/>
+              <w:spacing w:after="40"/>
+            </w:pPr>
+            <w:r>
+              <w:rPr>
+                <w:rFonts w:ascii="Calibri" w:hAnsi="Calibri" w:eastAsia="Calibri" w:cs="Arial"/>
+                <w:sz w:val="19"/>
+                <w:lang w:val="he-IL" w:bidi="he-IL"/>
+                <w:szCs w:val="19"/>
+              </w:rPr>
+              <w:t>✓</w:t>
+            </w:r>
+          </w:p>
+        </w:tc>
+      </w:tr>
+    </w:tbl>
+    <w:p>
+      <w:pPr>
+        <w:spacing w:after="0"/>
+      </w:pPr>
+    </w:p>
+    <w:p>
+      <w:pPr>
+        <w:bidi/>
+        <w:pStyle w:val="ListBullet"/>
+      </w:pPr>
+      <w:r>
+        <w:rPr>
+          <w:rFonts w:ascii="Calibri" w:hAnsi="Calibri" w:eastAsia="Calibri" w:cs="Arial"/>
+          <w:b/>
+          <w:bCs/>
+          <w:lang w:val="he-IL" w:bidi="he-IL"/>
+        </w:rPr>
+        <w:t>Freemium</w:t>
+      </w:r>
+      <w:r>
+        <w:rPr>
+          <w:rFonts w:ascii="Calibri" w:hAnsi="Calibri" w:eastAsia="Calibri" w:cs="Arial"/>
+          <w:lang w:val="he-IL" w:bidi="he-IL"/>
+        </w:rPr>
+        <w:t xml:space="preserve"> זמינה מיד, בלי הרשמה.</w:t>
+      </w:r>
+    </w:p>
+    <w:p>
+      <w:pPr>
+        <w:bidi/>
+        <w:pStyle w:val="ListBullet"/>
+      </w:pPr>
+      <w:r>
+        <w:rPr>
+          <w:rFonts w:ascii="Calibri" w:hAnsi="Calibri" w:eastAsia="Calibri" w:cs="Arial"/>
+          <w:b/>
+          <w:bCs/>
+          <w:lang w:val="he-IL" w:bidi="he-IL"/>
+        </w:rPr>
+        <w:t>מקרי מחקר</w:t>
+      </w:r>
+      <w:r>
+        <w:rPr>
+          <w:rFonts w:ascii="Calibri" w:hAnsi="Calibri" w:eastAsia="Calibri" w:cs="Arial"/>
+          <w:lang w:val="he-IL" w:bidi="he-IL"/>
+        </w:rPr>
+        <w:t xml:space="preserve"> מופעלת בעזרת </w:t>
+      </w:r>
+      <w:r>
+        <w:rPr>
+          <w:rFonts w:ascii="Calibri" w:hAnsi="Calibri" w:eastAsia="Calibri" w:cs="Arial"/>
+          <w:b/>
+          <w:bCs/>
+          <w:lang w:val="he-IL" w:bidi="he-IL"/>
+        </w:rPr>
+        <w:t>קוד הפעלה</w:t>
+      </w:r>
+      <w:r>
+        <w:rPr>
+          <w:rFonts w:ascii="Calibri" w:hAnsi="Calibri" w:eastAsia="Calibri" w:cs="Arial"/>
+          <w:lang w:val="he-IL" w:bidi="he-IL"/>
+        </w:rPr>
+        <w:t xml:space="preserve">: במסך הראשי תחת </w:t>
+      </w:r>
+      <w:r>
+        <w:rPr>
+          <w:rFonts w:ascii="Calibri" w:hAnsi="Calibri" w:eastAsia="Calibri" w:cs="Arial"/>
+          <w:b/>
+          <w:bCs/>
+          <w:lang w:val="he-IL" w:bidi="he-IL"/>
+        </w:rPr>
+        <w:t>גרסה</w:t>
+      </w:r>
+      <w:r>
+        <w:rPr>
+          <w:rFonts w:ascii="Calibri" w:hAnsi="Calibri" w:eastAsia="Calibri" w:cs="Arial"/>
+          <w:lang w:val="he-IL" w:bidi="he-IL"/>
+        </w:rPr>
+        <w:t xml:space="preserve"> יש להזין את הקוד ולהקיש על </w:t>
+      </w:r>
+      <w:r>
+        <w:rPr>
+          <w:rFonts w:ascii="Calibri" w:hAnsi="Calibri" w:eastAsia="Calibri" w:cs="Arial"/>
+          <w:b/>
+          <w:bCs/>
+          <w:lang w:val="he-IL" w:bidi="he-IL"/>
+        </w:rPr>
+        <w:t>הפעלה</w:t>
+      </w:r>
+      <w:r>
+        <w:rPr>
+          <w:rFonts w:ascii="Calibri" w:hAnsi="Calibri" w:eastAsia="Calibri" w:cs="Arial"/>
+          <w:lang w:val="he-IL" w:bidi="he-IL"/>
+        </w:rPr>
+        <w:t>, או לפתוח קישור הפעלה. ההפעלה חלה על מכשיר זה ויכול להיות לה תאריך תפוגה.</w:t>
+      </w:r>
+    </w:p>
+    <w:p>
+      <w:pPr>
+        <w:bidi/>
+        <w:pStyle w:val="ListBullet"/>
+      </w:pPr>
+      <w:r>
+        <w:rPr>
+          <w:rFonts w:ascii="Calibri" w:hAnsi="Calibri" w:eastAsia="Calibri" w:cs="Arial"/>
+          <w:lang w:val="he-IL" w:bidi="he-IL"/>
+        </w:rPr>
+        <w:t>אם פג תוקף ההפעלה, הנתונים השמורים נשארים במכשיר וניתן עדיין לייצא אותם. קוד חדש יאפשר שוב גישה אליהם.</w:t>
+      </w:r>
+    </w:p>
+    <w:p>
+      <w:pPr>
+        <w:bidi/>
+        <w:pStyle w:val="Heading1"/>
+      </w:pPr>
+      <w:r>
+        <w:rPr>
+          <w:rFonts w:ascii="Calibri" w:hAnsi="Calibri" w:eastAsia="Calibri" w:cs="Arial"/>
+          <w:lang w:val="he-IL" w:bidi="he-IL"/>
+        </w:rPr>
+        <w:t>5 הגדרת המכשיר (פעם אחת)</w:t>
       </w:r>
     </w:p>
     <w:p>
@@ -491,7 +1011,7 @@
           <w:rFonts w:ascii="Calibri" w:hAnsi="Calibri" w:eastAsia="Calibri" w:cs="Arial"/>
           <w:lang w:val="he-IL" w:bidi="he-IL"/>
         </w:rPr>
-        <w:t>כדי שהדפוס יהיה באותו גודל ובאותה מהירות בכל מכשיר, האפליקציה צריכה לדעת מה גודל המסך.</w:t>
+        <w:t>כדי שדפוס הגירוי יהיה באותו גודל ובאותה מהירות בכל מכשיר, האפליקציה צריכה לדעת מה גודל המסך.</w:t>
       </w:r>
     </w:p>
     <w:p>
@@ -619,7 +1139,7 @@
           <w:bCs/>
           <w:lang w:val="he-IL" w:bidi="he-IL"/>
         </w:rPr>
-        <w:t>התאמה בעזרת כרטיס</w:t>
+        <w:t>התאמת כרטיס לקביעת רזולוציית המסך</w:t>
       </w:r>
       <w:r>
         <w:rPr>
@@ -655,7 +1175,7 @@
           <w:rFonts w:ascii="Calibri" w:hAnsi="Calibri" w:eastAsia="Calibri" w:cs="Arial"/>
           <w:lang w:val="he-IL" w:bidi="he-IL"/>
         </w:rPr>
-        <w:t>יש להניח על המסך כרטיס בגודל סטנדרטי (למשל כרטיס בנק, כרטיס מועדון, כרטיס ספרייה או רישיון נהיגה), צמוד בדיוק לפינה המסומנת של המסגרת.</w:t>
+        <w:t>יש להניח על המסך כרטיס מועדון או כרטיס דומה בגודל כרטיס אשראי (למשל כרטיס מועדון, כרטיס ספרייה, כרטיס חבר או רישיון נהיגה), צמוד בדיוק לפינה המסומנת של המסגרת.</w:t>
       </w:r>
     </w:p>
     <w:p>
@@ -780,7 +1300,7 @@
           <w:rFonts w:ascii="Calibri" w:hAnsi="Calibri" w:eastAsia="Calibri" w:cs="Arial"/>
           <w:lang w:val="he-IL" w:bidi="he-IL"/>
         </w:rPr>
-        <w:t>5 משתתפים ותנאי מדידה</w:t>
+        <w:t>6 משתתפים ותנאי ניסוי</w:t>
       </w:r>
     </w:p>
     <w:p>
@@ -795,14 +1315,14 @@
           <w:bCs/>
           <w:lang w:val="he-IL" w:bidi="he-IL"/>
         </w:rPr>
-        <w:t>הוספת משתתף/ת:</w:t>
+        <w:t>הוספת משתתפים</w:t>
       </w:r>
       <w:r>
         <w:rPr>
           <w:rFonts w:ascii="Calibri" w:hAnsi="Calibri" w:eastAsia="Calibri" w:cs="Arial"/>
           <w:lang w:val="he-IL" w:bidi="he-IL"/>
         </w:rPr>
-        <w:t xml:space="preserve"> רק עם כינוי או קוד, למשל „P01“, אף פעם לא עם שם אמיתי.</w:t>
+        <w:t xml:space="preserve"> (מקרי מחקר): רק עם קוד או כינוי, למשל „P01“, אף פעם לא עם שם אמיתי.</w:t>
       </w:r>
     </w:p>
     <w:p>
@@ -817,14 +1337,14 @@
           <w:bCs/>
           <w:lang w:val="he-IL" w:bidi="he-IL"/>
         </w:rPr>
-        <w:t>תנאי המדידה</w:t>
+        <w:t>תנאי הניסוי:</w:t>
       </w:r>
       <w:r>
         <w:rPr>
           <w:rFonts w:ascii="Calibri" w:hAnsi="Calibri" w:eastAsia="Calibri" w:cs="Arial"/>
           <w:lang w:val="he-IL" w:bidi="he-IL"/>
         </w:rPr>
-        <w:t xml:space="preserve"> נשמרים לכל משתתף/ת וחלים על כל המדידות שלו/ה:</w:t>
+        <w:t xml:space="preserve"> ב„מקרי מחקר“ הם נשמרים לכל משתתף/ת וחלים על כל המדידות שלו/ה. ב־Freemium הם חלים רק על ההפעלה הנוכחית.</w:t>
       </w:r>
     </w:p>
     <w:tbl>
@@ -933,7 +1453,7 @@
                 <w:lang w:val="he-IL" w:bidi="he-IL"/>
                 <w:szCs w:val="19"/>
               </w:rPr>
-              <w:t>דפוס</w:t>
+              <w:t>דפוס גירוי</w:t>
             </w:r>
           </w:p>
         </w:tc>
@@ -1241,7 +1761,7 @@
           <w:rFonts w:ascii="Calibri" w:hAnsi="Calibri" w:eastAsia="Calibri" w:cs="Arial"/>
           <w:lang w:val="he-IL" w:bidi="he-IL"/>
         </w:rPr>
-        <w:t>מדידות בתנאים אחרים מוצגות בנפרד ואינן מושוות זו לזו.</w:t>
+        <w:t>מדידות בתנאי ניסוי אחרים מוצגות בסדרת מדידות נפרדת ואינן מושוות זו לזו.</w:t>
       </w:r>
     </w:p>
     <w:p>
@@ -1254,7 +1774,7 @@
           <w:rFonts w:ascii="Calibri" w:hAnsi="Calibri" w:eastAsia="Calibri" w:cs="Arial"/>
           <w:lang w:val="he-IL" w:bidi="he-IL"/>
         </w:rPr>
-        <w:t>6 מהלך המדידה</w:t>
+        <w:t>7 מהלך המדידה</w:t>
       </w:r>
     </w:p>
     <w:p>
@@ -1398,7 +1918,7 @@
           <w:rFonts w:ascii="Calibri" w:hAnsi="Calibri" w:eastAsia="Calibri" w:cs="Arial"/>
           <w:lang w:val="he-IL" w:bidi="he-IL"/>
         </w:rPr>
-        <w:t xml:space="preserve"> הדפוס נע לסירוגין שמאלה וימינה, 3 סבבים לכל מהירות, כל סבב 8 שניות. לפני כל סבב צלב וחץ מראים את הכיוון הבא. </w:t>
+        <w:t xml:space="preserve"> דפוס הגירוי נע לסירוגין שמאלה וימינה, 3 סבבים לכל מהירות, כל סבב 8 שניות. לפני כל סבב צלב וחץ מראים את הכיוון הבא. </w:t>
       </w:r>
       <w:r>
         <w:rPr>
@@ -1414,7 +1934,7 @@
           <w:rFonts w:ascii="Calibri" w:hAnsi="Calibri" w:eastAsia="Calibri" w:cs="Arial"/>
           <w:lang w:val="he-IL" w:bidi="he-IL"/>
         </w:rPr>
-        <w:t xml:space="preserve"> משהה. סבבים לא תקפים (מעט מדי תמונות שזוהו או יותר מדי תנודות) חוזרים פעם אחת אוטומטית בסוף.</w:t>
+        <w:t xml:space="preserve"> משהה. סבבים לא תקפים (מעט מדי תמונות שזוהו או יותר מדי תנועת ראש) חוזרים פעם אחת אוטומטית בסוף.</w:t>
       </w:r>
     </w:p>
     <w:p>
@@ -1446,7 +1966,7 @@
           <w:rFonts w:ascii="Calibri" w:hAnsi="Calibri" w:eastAsia="Calibri" w:cs="Arial"/>
           <w:lang w:val="he-IL" w:bidi="he-IL"/>
         </w:rPr>
-        <w:t xml:space="preserve"> מופיעה מיד ונשמרת במכשיר.</w:t>
+        <w:t xml:space="preserve"> מופיעה מיד. ב„מקרי מחקר“ היא נשמרת במכשיר, ב־Freemium לא.</w:t>
       </w:r>
     </w:p>
     <w:p>
@@ -1471,7 +1991,7 @@
           <w:rFonts w:ascii="Calibri" w:hAnsi="Calibri" w:eastAsia="Calibri" w:cs="Arial"/>
           <w:lang w:val="he-IL" w:bidi="he-IL"/>
         </w:rPr>
-        <w:t>7 הבנת התוצאה</w:t>
+        <w:t>8 הבנת התוצאה</w:t>
       </w:r>
     </w:p>
     <w:p>
@@ -1483,7 +2003,7 @@
           <w:rFonts w:ascii="Calibri" w:hAnsi="Calibri" w:eastAsia="Calibri" w:cs="Arial"/>
           <w:lang w:val="he-IL" w:bidi="he-IL"/>
         </w:rPr>
-        <w:t>התוצאה כוללת עד שלוש משבצות. הערכים מתארים כיצד העיניים עקבו אחרי הדפוס. זו תצפית, לא הערכה.</w:t>
+        <w:t>התוצאה כוללת עד שלוש משבצות. הערכים מתארים כיצד העיניים עקבו אחרי דפוס הגירוי. זו תצפית, לא הערכה.</w:t>
       </w:r>
     </w:p>
     <w:p>
@@ -1615,7 +2135,7 @@
           <w:rFonts w:ascii="Calibri" w:hAnsi="Calibri" w:eastAsia="Calibri" w:cs="Arial"/>
           <w:lang w:val="he-IL" w:bidi="he-IL"/>
         </w:rPr>
-        <w:t>ה־Gain תלוי, בין היתר, בכמה קשב ובאיזה אופן מסתכלים, וכן בתאורה ובמרחק. לכן ניתן להשוות רק מדידות של אותו אדם באותם תנאים.</w:t>
+        <w:t>ה־Gain תלוי, בין היתר, בכמה קשב ובאיזה אופן מסתכלים, וכן בתאורה ובמרחק. לכן ניתן להשוות רק מדידות של אותו אדם באותם תנאי ניסוי.</w:t>
       </w:r>
     </w:p>
     <w:p>
@@ -1778,7 +2298,7 @@
           <w:rFonts w:ascii="Calibri" w:hAnsi="Calibri" w:eastAsia="Calibri" w:cs="Arial"/>
           <w:lang w:val="he-IL" w:bidi="he-IL"/>
         </w:rPr>
-        <w:t>הסף של 10% הוא הגדרה של האפליקציה. תאורה, תנוחת הראש, המרחק והמכשיר עצמו (המצלמה אינה בדיוק במרכז) יכולים להשפיע על הבדלים כאלה. המשמעות היא בשינוי במדידות הבאות.</w:t>
+        <w:t>הסף של 10% הוא הגדרה של האפליקציה. תאורה, תנוחת הראש, המרחק והמכשיר עצמו (המצלמה אינה בדיוק במרכז) יכולים להשפיע על הבדלים כאלה. ההשוואה בין כמה מדידות היא שמלמדת הכי הרבה.</w:t>
       </w:r>
     </w:p>
     <w:p>
@@ -1803,7 +2323,7 @@
           <w:rFonts w:ascii="Calibri" w:hAnsi="Calibri" w:eastAsia="Calibri" w:cs="Arial"/>
           <w:lang w:val="he-IL" w:bidi="he-IL"/>
         </w:rPr>
-        <w:t>רק במדידה אנכית, ומחושב כמו ימין/שמאל. יתרון כלפי מעלה הוא שכיח, והבדלים אנכיים משתנים מאדם לאדם. המשמעות היא בשינוי לעומת המדידות הקודמות של אותו אדם.</w:t>
+        <w:t>רק במדידה אנכית, ומחושב כמו ימין/שמאל. יתרון כלפי מעלה הוא שכיח, והבדלים אנכיים משתנים מאדם לאדם. המשמעות היא בהשוואה למדידות הקודמות של אותו אדם.</w:t>
       </w:r>
     </w:p>
     <w:p>
@@ -1844,7 +2364,7 @@
           <w:rFonts w:ascii="Calibri" w:hAnsi="Calibri" w:eastAsia="Calibri" w:cs="Arial"/>
           <w:lang w:val="he-IL" w:bidi="he-IL"/>
         </w:rPr>
-        <w:t xml:space="preserve"> מופיעים כל הסבבים עם כיוון, מהירות, Gain, שיעור התמונות שבהן זוהו העיניים, שיעור התנודות והאיכות, וכן עקומה של תנועת העיניים.</w:t>
+        <w:t xml:space="preserve"> מופיעים כל הסבבים עם כיוון, מהירות, Gain, שיעור התמונות שבהן זוהו העיניים, שיעור תנועת הראש והאיכות, וכן עקבת העיניים כעקומה.</w:t>
       </w:r>
     </w:p>
     <w:tbl>
@@ -1948,7 +2468,7 @@
                 <w:lang w:val="he-IL" w:bidi="he-IL"/>
                 <w:szCs w:val="19"/>
               </w:rPr>
-              <w:t>לפחות 70% מהתמונות עם עיניים שזוהו ולכל היותר 20% תנודות</w:t>
+              <w:t>לפחות 70% מהתמונות עם עיניים שזוהו ולכל היותר 20% תנועת ראש</w:t>
             </w:r>
           </w:p>
         </w:tc>
@@ -2053,7 +2573,7 @@
           <w:rFonts w:ascii="Calibri" w:hAnsi="Calibri" w:eastAsia="Calibri" w:cs="Arial"/>
           <w:lang w:val="he-IL" w:bidi="he-IL"/>
         </w:rPr>
-        <w:t>מדידת בסיס ושינוי</w:t>
+        <w:t>מדידה ראשונה והשוואה (מקרי מחקר)</w:t>
       </w:r>
     </w:p>
     <w:p>
@@ -2063,25 +2583,18 @@
       <w:r>
         <w:rPr>
           <w:rFonts w:ascii="Calibri" w:hAnsi="Calibri" w:eastAsia="Calibri" w:cs="Arial"/>
-          <w:lang w:val="he-IL" w:bidi="he-IL"/>
-        </w:rPr>
-        <w:t xml:space="preserve">המדידה הראשונה של משתתף/ת בתנאים מסוימים היא </w:t>
-      </w:r>
-      <w:r>
-        <w:rPr>
-          <w:rFonts w:ascii="Calibri" w:hAnsi="Calibri" w:eastAsia="Calibri" w:cs="Arial"/>
           <w:b/>
           <w:bCs/>
           <w:lang w:val="he-IL" w:bidi="he-IL"/>
         </w:rPr>
-        <w:t>מדידת הבסיס</w:t>
+        <w:t>המדידה הראשונה</w:t>
       </w:r>
       <w:r>
         <w:rPr>
           <w:rFonts w:ascii="Calibri" w:hAnsi="Calibri" w:eastAsia="Calibri" w:cs="Arial"/>
           <w:lang w:val="he-IL" w:bidi="he-IL"/>
         </w:rPr>
-        <w:t>. בכל מדידה נוספת האפליקציה מציגה את השינוי לעומתה. בדף של המשתתף/ת מוצגות כל המדידות כתרשימים וכטבלה.</w:t>
+        <w:t xml:space="preserve"> של משתתף/ת בתנאי ניסוי מסוימים היא נקודת הייחוס. בכל מדידה נוספת האפליקציה מציגה את ההבדל מהמדידה הראשונה. בדף של המשתתף/ת מוצגות כל המדידות כסדרת מדידות, בתרשימים ובטבלה.</w:t>
       </w:r>
     </w:p>
     <w:p>
@@ -2094,7 +2607,7 @@
           <w:rFonts w:ascii="Calibri" w:hAnsi="Calibri" w:eastAsia="Calibri" w:cs="Arial"/>
           <w:lang w:val="he-IL" w:bidi="he-IL"/>
         </w:rPr>
-        <w:t>8 טיפים למדידות שניתן להשוות</w:t>
+        <w:t>9 טיפים למדידות שניתן להשוות</w:t>
       </w:r>
     </w:p>
     <w:p>
@@ -2107,7 +2620,7 @@
           <w:rFonts w:ascii="Calibri" w:hAnsi="Calibri" w:eastAsia="Calibri" w:cs="Arial"/>
           <w:lang w:val="he-IL" w:bidi="he-IL"/>
         </w:rPr>
-        <w:t>אותו מכשיר, אותו מרחק, אותם תנאי מדידה.</w:t>
+        <w:t>אותו מכשיר, אותו מרחק, אותם תנאי ניסוי.</w:t>
       </w:r>
     </w:p>
     <w:p>
@@ -2159,7 +2672,7 @@
           <w:rFonts w:ascii="Calibri" w:hAnsi="Calibri" w:eastAsia="Calibri" w:cs="Arial"/>
           <w:lang w:val="he-IL" w:bidi="he-IL"/>
         </w:rPr>
-        <w:t>בהתחלה כדאי לבצע כמה מדידות בסיס בימים שונים. כך רואים עד כמה הערכים האישיים משתנים מיום ליום.</w:t>
+        <w:t>בהתחלה כדאי למדוד בכמה ימים שונים. כך רואים עד כמה הערכים האישיים משתנים מיום ליום.</w:t>
       </w:r>
     </w:p>
     <w:p>
@@ -2185,7 +2698,7 @@
           <w:rFonts w:ascii="Calibri" w:hAnsi="Calibri" w:eastAsia="Calibri" w:cs="Arial"/>
           <w:lang w:val="he-IL" w:bidi="he-IL"/>
         </w:rPr>
-        <w:t>9 מגבלות</w:t>
+        <w:t>10 מגבלות</w:t>
       </w:r>
     </w:p>
     <w:p>
@@ -2250,7 +2763,7 @@
           <w:rFonts w:ascii="Calibri" w:hAnsi="Calibri" w:eastAsia="Calibri" w:cs="Arial"/>
           <w:lang w:val="he-IL" w:bidi="he-IL"/>
         </w:rPr>
-        <w:t>10 נתונים ופרטיות</w:t>
+        <w:t>11 נתונים ופרטיות</w:t>
       </w:r>
     </w:p>
     <w:p>
@@ -2263,7 +2776,51 @@
           <w:rFonts w:ascii="Calibri" w:hAnsi="Calibri" w:eastAsia="Calibri" w:cs="Arial"/>
           <w:lang w:val="he-IL" w:bidi="he-IL"/>
         </w:rPr>
-        <w:t xml:space="preserve">כל המדידות נשארות </w:t>
+        <w:t>תמונות המצלמה אינן יוצאות מהמכשיר אף פעם. האפליקציה אינה שולחת דבר לשרת ואינה שומרת וידאו.</w:t>
+      </w:r>
+    </w:p>
+    <w:p>
+      <w:pPr>
+        <w:bidi/>
+        <w:pStyle w:val="ListBullet"/>
+      </w:pPr>
+      <w:r>
+        <w:rPr>
+          <w:rFonts w:ascii="Calibri" w:hAnsi="Calibri" w:eastAsia="Calibri" w:cs="Arial"/>
+          <w:b/>
+          <w:bCs/>
+          <w:lang w:val="he-IL" w:bidi="he-IL"/>
+        </w:rPr>
+        <w:t>Freemium</w:t>
+      </w:r>
+      <w:r>
+        <w:rPr>
+          <w:rFonts w:ascii="Calibri" w:hAnsi="Calibri" w:eastAsia="Calibri" w:cs="Arial"/>
+          <w:lang w:val="he-IL" w:bidi="he-IL"/>
+        </w:rPr>
+        <w:t xml:space="preserve"> אינה שומרת משתתפים ולא מדידות. נשמרות רק הגדרות כמו שפה והגדרת המכשיר.</w:t>
+      </w:r>
+    </w:p>
+    <w:p>
+      <w:pPr>
+        <w:bidi/>
+        <w:pStyle w:val="ListBullet"/>
+      </w:pPr>
+      <w:r>
+        <w:rPr>
+          <w:rFonts w:ascii="Calibri" w:hAnsi="Calibri" w:eastAsia="Calibri" w:cs="Arial"/>
+          <w:b/>
+          <w:bCs/>
+          <w:lang w:val="he-IL" w:bidi="he-IL"/>
+        </w:rPr>
+        <w:t>מקרי מחקר</w:t>
+      </w:r>
+      <w:r>
+        <w:rPr>
+          <w:rFonts w:ascii="Calibri" w:hAnsi="Calibri" w:eastAsia="Calibri" w:cs="Arial"/>
+          <w:lang w:val="he-IL" w:bidi="he-IL"/>
+        </w:rPr>
+        <w:t xml:space="preserve"> שומרת משתתפים (רק עם קוד או כינוי) ומדידות </w:t>
       </w:r>
       <w:r>
         <w:rPr>
@@ -2279,13 +2836,13 @@
           <w:rFonts w:ascii="Calibri" w:hAnsi="Calibri" w:eastAsia="Calibri" w:cs="Arial"/>
           <w:lang w:val="he-IL" w:bidi="he-IL"/>
         </w:rPr>
-        <w:t>. האפליקציה אינה שולחת דבר לשרת ואינה שומרת וידאו.</w:t>
+        <w:t>.</w:t>
       </w:r>
     </w:p>
     <w:p>
       <w:pPr>
         <w:bidi/>
-        <w:pStyle w:val="ListBullet"/>
+        <w:pStyle w:val="ListBullet2"/>
       </w:pPr>
       <w:r>
         <w:rPr>
@@ -2307,7 +2864,7 @@
     <w:p>
       <w:pPr>
         <w:bidi/>
-        <w:pStyle w:val="ListBullet"/>
+        <w:pStyle w:val="ListBullet2"/>
       </w:pPr>
       <w:r>
         <w:rPr>
@@ -2329,7 +2886,7 @@
     <w:p>
       <w:pPr>
         <w:bidi/>
-        <w:pStyle w:val="ListBullet"/>
+        <w:pStyle w:val="ListBullet2"/>
       </w:pPr>
       <w:r>
         <w:rPr>
@@ -2349,7 +2906,7 @@
           <w:rFonts w:ascii="Calibri" w:hAnsi="Calibri" w:eastAsia="Calibri" w:cs="Arial"/>
           <w:lang w:val="he-IL" w:bidi="he-IL"/>
         </w:rPr>
-        <w:t>11 כשמשהו לא עובד</w:t>
+        <w:t>12 כשמשהו לא עובד</w:t>
       </w:r>
     </w:p>
     <w:tbl>
@@ -2621,6 +3178,48 @@
                 <w:lang w:val="he-IL" w:bidi="he-IL"/>
                 <w:szCs w:val="19"/>
               </w:rPr>
+              <w:t>קוד ההפעלה אינו מתקבל</w:t>
+            </w:r>
+          </w:p>
+        </w:tc>
+        <w:tc>
+          <w:tcPr>
+            <w:tcW w:type="dxa" w:w="4706"/>
+          </w:tcPr>
+          <w:p>
+            <w:pPr>
+              <w:bidi/>
+              <w:spacing w:after="40"/>
+            </w:pPr>
+            <w:r>
+              <w:rPr>
+                <w:rFonts w:ascii="Calibri" w:hAnsi="Calibri" w:eastAsia="Calibri" w:cs="Arial"/>
+                <w:sz w:val="19"/>
+                <w:lang w:val="he-IL" w:bidi="he-IL"/>
+                <w:szCs w:val="19"/>
+              </w:rPr>
+              <w:t>להזין את הקוד בדיוק כפי שהתקבל (אותיות גדולות או קטנות ומקפים אינם משנים). קודים שפג תוקפם אינם תקפים עוד.</w:t>
+            </w:r>
+          </w:p>
+        </w:tc>
+      </w:tr>
+      <w:tr>
+        <w:tc>
+          <w:tcPr>
+            <w:tcW w:type="dxa" w:w="4706"/>
+          </w:tcPr>
+          <w:p>
+            <w:pPr>
+              <w:bidi/>
+              <w:spacing w:after="40"/>
+            </w:pPr>
+            <w:r>
+              <w:rPr>
+                <w:rFonts w:ascii="Calibri" w:hAnsi="Calibri" w:eastAsia="Calibri" w:cs="Arial"/>
+                <w:sz w:val="19"/>
+                <w:lang w:val="he-IL" w:bidi="he-IL"/>
+                <w:szCs w:val="19"/>
+              </w:rPr>
               <w:t>דף ריק</w:t>
             </w:r>
           </w:p>
@@ -2669,7 +3268,7 @@
           <w:rFonts w:ascii="Calibri" w:hAnsi="Calibri" w:eastAsia="Calibri" w:cs="Arial"/>
           <w:lang w:val="he-IL" w:bidi="he-IL"/>
         </w:rPr>
-        <w:t>אפליקציית וולנס, לא מכשיר רפואי. היא אינה מיועדת לזיהוי, למעקב או לטיפול במחלות ואינה מחליפה בדיקה רפואית.</w:t>
+        <w:t>‏Eye Reflex Lab היא אפליקציית וולנס ולמידה, לא מכשיר רפואי. היא אינה מיועדת לזיהוי, למעקב או לטיפול במחלות ואינה מחליפה בדיקה רפואית.</w:t>
       </w:r>
     </w:p>
     <w:sectPr>
@@ -2699,7 +3298,7 @@
         <w:lang w:val="he-IL" w:bidi="he-IL"/>
         <w:szCs w:val="17"/>
       </w:rPr>
-      <w:t xml:space="preserve">בדיקת OKR מהירה · מדריך · עמוד </w:t>
+      <w:t xml:space="preserve">Eye Reflex Lab · מדריך · עמוד </w:t>
     </w:r>
     <w:r>
       <w:rPr>

--- a/docs/guide_he.docx
+++ b/docs/guide_he.docx
@@ -33,7 +33,7 @@
           <w:rFonts w:ascii="Calibri" w:hAnsi="Calibri" w:eastAsia="Calibri" w:cs="Arial"/>
           <w:lang w:val="he-IL" w:bidi="he-IL"/>
         </w:rPr>
-        <w:t xml:space="preserve"> · עדכון: 24 באוקטובר 2026 · גרסת אפליקציה 2.3 · </w:t>
+        <w:t xml:space="preserve"> · עדכון: 24 באוקטובר 2026 · גרסת אפליקציה 2.4 · </w:t>
       </w:r>
       <w:hyperlink r:id="rId9">
         <w:r>
@@ -750,6 +750,68 @@
                 <w:szCs w:val="19"/>
               </w:rPr>
               <w:t>✓ (רק במכשיר זה)</w:t>
+            </w:r>
+          </w:p>
+        </w:tc>
+      </w:tr>
+      <w:tr>
+        <w:tc>
+          <w:tcPr>
+            <w:tcW w:type="dxa" w:w="3137"/>
+          </w:tcPr>
+          <w:p>
+            <w:pPr>
+              <w:bidi/>
+              <w:spacing w:after="40"/>
+            </w:pPr>
+            <w:r>
+              <w:rPr>
+                <w:rFonts w:ascii="Calibri" w:hAnsi="Calibri" w:eastAsia="Calibri" w:cs="Arial"/>
+                <w:sz w:val="19"/>
+                <w:lang w:val="he-IL" w:bidi="he-IL"/>
+                <w:szCs w:val="19"/>
+              </w:rPr>
+              <w:t>עקבת העיניים</w:t>
+            </w:r>
+          </w:p>
+        </w:tc>
+        <w:tc>
+          <w:tcPr>
+            <w:tcW w:type="dxa" w:w="3137"/>
+          </w:tcPr>
+          <w:p>
+            <w:pPr>
+              <w:bidi/>
+              <w:spacing w:after="40"/>
+            </w:pPr>
+            <w:r>
+              <w:rPr>
+                <w:rFonts w:ascii="Calibri" w:hAnsi="Calibri" w:eastAsia="Calibri" w:cs="Arial"/>
+                <w:sz w:val="19"/>
+                <w:lang w:val="he-IL" w:bidi="he-IL"/>
+                <w:szCs w:val="19"/>
+              </w:rPr>
+              <w:t>תמונת סטילס של סבב אחד</w:t>
+            </w:r>
+          </w:p>
+        </w:tc>
+        <w:tc>
+          <w:tcPr>
+            <w:tcW w:type="dxa" w:w="3137"/>
+          </w:tcPr>
+          <w:p>
+            <w:pPr>
+              <w:bidi/>
+              <w:spacing w:after="40"/>
+            </w:pPr>
+            <w:r>
+              <w:rPr>
+                <w:rFonts w:ascii="Calibri" w:hAnsi="Calibri" w:eastAsia="Calibri" w:cs="Arial"/>
+                <w:sz w:val="19"/>
+                <w:lang w:val="he-IL" w:bidi="he-IL"/>
+                <w:szCs w:val="19"/>
+              </w:rPr>
+              <w:t>ניגון בהילוך איטי, כל הסבבים, נשמרת</w:t>
             </w:r>
           </w:p>
         </w:tc>
@@ -2364,7 +2426,7 @@
           <w:rFonts w:ascii="Calibri" w:hAnsi="Calibri" w:eastAsia="Calibri" w:cs="Arial"/>
           <w:lang w:val="he-IL" w:bidi="he-IL"/>
         </w:rPr>
-        <w:t xml:space="preserve"> מופיעים כל הסבבים עם כיוון, מהירות, Gain, שיעור התמונות שבהן זוהו העיניים, שיעור תנועת הראש והאיכות, וכן עקבת העיניים כעקומה.</w:t>
+        <w:t xml:space="preserve"> מופיעים כל הסבבים עם כיוון, מהירות, Gain, שיעור התמונות שבהן זוהו העיניים, שיעור תנועת הראש והאיכות.</w:t>
       </w:r>
     </w:p>
     <w:tbl>
@@ -2573,6 +2635,256 @@
           <w:rFonts w:ascii="Calibri" w:hAnsi="Calibri" w:eastAsia="Calibri" w:cs="Arial"/>
           <w:lang w:val="he-IL" w:bidi="he-IL"/>
         </w:rPr>
+        <w:t>עקבת העיניים</w:t>
+      </w:r>
+    </w:p>
+    <w:p>
+      <w:pPr>
+        <w:bidi/>
+      </w:pPr>
+      <w:r>
+        <w:rPr>
+          <w:rFonts w:ascii="Calibri" w:hAnsi="Calibri" w:eastAsia="Calibri" w:cs="Arial"/>
+          <w:lang w:val="he-IL" w:bidi="he-IL"/>
+        </w:rPr>
+        <w:t xml:space="preserve">מתחת לתוצאה האפליקציה מציגה את </w:t>
+      </w:r>
+      <w:r>
+        <w:rPr>
+          <w:rFonts w:ascii="Calibri" w:hAnsi="Calibri" w:eastAsia="Calibri" w:cs="Arial"/>
+          <w:b/>
+          <w:bCs/>
+          <w:lang w:val="he-IL" w:bidi="he-IL"/>
+        </w:rPr>
+        <w:t>עקבת העיניים</w:t>
+      </w:r>
+      <w:r>
+        <w:rPr>
+          <w:rFonts w:ascii="Calibri" w:hAnsi="Calibri" w:eastAsia="Calibri" w:cs="Arial"/>
+          <w:lang w:val="he-IL" w:bidi="he-IL"/>
+        </w:rPr>
+        <w:t xml:space="preserve"> של סבב אחד:</w:t>
+      </w:r>
+    </w:p>
+    <w:p>
+      <w:pPr>
+        <w:bidi/>
+        <w:pStyle w:val="ListBullet"/>
+      </w:pPr>
+      <w:r>
+        <w:rPr>
+          <w:rFonts w:ascii="Calibri" w:hAnsi="Calibri" w:eastAsia="Calibri" w:cs="Arial"/>
+          <w:b/>
+          <w:bCs/>
+          <w:lang w:val="he-IL" w:bidi="he-IL"/>
+        </w:rPr>
+        <w:t>עיניים מוגדלות</w:t>
+      </w:r>
+      <w:r>
+        <w:rPr>
+          <w:rFonts w:ascii="Calibri" w:hAnsi="Calibri" w:eastAsia="Calibri" w:cs="Arial"/>
+          <w:lang w:val="he-IL" w:bidi="he-IL"/>
+        </w:rPr>
+        <w:t>, משורטטות מחדש מנקודות הפנים שזיהוי הפנים מספק לכל תמונה (זוויות העין, שפת העפעף, הקשתית). שום תמונת מצלמה אינה מוצגת או נשמרת. התצוגה הפוכה כמו במראה: כשדפוס הגירוי נע ימינה, העיניים בתצוגה נעות ימינה.</w:t>
+      </w:r>
+    </w:p>
+    <w:p>
+      <w:pPr>
+        <w:bidi/>
+        <w:pStyle w:val="ListBullet"/>
+      </w:pPr>
+      <w:r>
+        <w:rPr>
+          <w:rFonts w:ascii="Calibri" w:hAnsi="Calibri" w:eastAsia="Calibri" w:cs="Arial"/>
+          <w:b/>
+          <w:bCs/>
+          <w:lang w:val="he-IL" w:bidi="he-IL"/>
+        </w:rPr>
+        <w:t>קווים:</w:t>
+      </w:r>
+      <w:r>
+        <w:rPr>
+          <w:rFonts w:ascii="Calibri" w:hAnsi="Calibri" w:eastAsia="Calibri" w:cs="Arial"/>
+          <w:lang w:val="he-IL" w:bidi="he-IL"/>
+        </w:rPr>
+        <w:t xml:space="preserve"> תנועת הקשתית בשנייה האחרונה בערך נמשכת כלפי מטה כמו עקבה של רשם. </w:t>
+      </w:r>
+      <w:r>
+        <w:rPr>
+          <w:rFonts w:ascii="Calibri" w:hAnsi="Calibri" w:eastAsia="Calibri" w:cs="Arial"/>
+          <w:b/>
+          <w:bCs/>
+          <w:lang w:val="he-IL" w:bidi="he-IL"/>
+        </w:rPr>
+        <w:t>הגלישה</w:t>
+      </w:r>
+      <w:r>
+        <w:rPr>
+          <w:rFonts w:ascii="Calibri" w:hAnsi="Calibri" w:eastAsia="Calibri" w:cs="Arial"/>
+          <w:lang w:val="he-IL" w:bidi="he-IL"/>
+        </w:rPr>
+        <w:t xml:space="preserve"> (שלב איטי, כחול) מופיעה כקו אלכסוני, </w:t>
+      </w:r>
+      <w:r>
+        <w:rPr>
+          <w:rFonts w:ascii="Calibri" w:hAnsi="Calibri" w:eastAsia="Calibri" w:cs="Arial"/>
+          <w:b/>
+          <w:bCs/>
+          <w:lang w:val="he-IL" w:bidi="he-IL"/>
+        </w:rPr>
+        <w:t>הקפיצה חזרה</w:t>
+      </w:r>
+      <w:r>
+        <w:rPr>
+          <w:rFonts w:ascii="Calibri" w:hAnsi="Calibri" w:eastAsia="Calibri" w:cs="Arial"/>
+          <w:lang w:val="he-IL" w:bidi="he-IL"/>
+        </w:rPr>
+        <w:t xml:space="preserve"> (שלב מהיר, כתום) כקו קצר בכיוון הנגדי. מכיוון שהתנועה היא שברי מילימטר בלבד, הקווים מוגדלים בכיוון התנועה; פי כמה – כתוב בתמונה.</w:t>
+      </w:r>
+    </w:p>
+    <w:p>
+      <w:pPr>
+        <w:bidi/>
+        <w:pStyle w:val="ListBullet"/>
+      </w:pPr>
+      <w:r>
+        <w:rPr>
+          <w:rFonts w:ascii="Calibri" w:hAnsi="Calibri" w:eastAsia="Calibri" w:cs="Arial"/>
+          <w:b/>
+          <w:bCs/>
+          <w:lang w:val="he-IL" w:bidi="he-IL"/>
+        </w:rPr>
+        <w:t>עקומה:</w:t>
+      </w:r>
+      <w:r>
+        <w:rPr>
+          <w:rFonts w:ascii="Calibri" w:hAnsi="Calibri" w:eastAsia="Calibri" w:cs="Arial"/>
+          <w:lang w:val="he-IL" w:bidi="he-IL"/>
+        </w:rPr>
+        <w:t xml:space="preserve"> מיקום העיניים לאורך הזמן עם קו זמן, משמאל במעלות ומימין במ״מ.</w:t>
+      </w:r>
+    </w:p>
+    <w:p>
+      <w:pPr>
+        <w:bidi/>
+        <w:pStyle w:val="ListBullet"/>
+      </w:pPr>
+      <w:r>
+        <w:rPr>
+          <w:rFonts w:ascii="Calibri" w:hAnsi="Calibri" w:eastAsia="Calibri" w:cs="Arial"/>
+          <w:b/>
+          <w:bCs/>
+          <w:lang w:val="he-IL" w:bidi="he-IL"/>
+        </w:rPr>
+        <w:t>ערכים:</w:t>
+      </w:r>
+      <w:r>
+        <w:rPr>
+          <w:rFonts w:ascii="Calibri" w:hAnsi="Calibri" w:eastAsia="Calibri" w:cs="Arial"/>
+          <w:lang w:val="he-IL" w:bidi="he-IL"/>
+        </w:rPr>
+        <w:t xml:space="preserve"> גלישה ב־‎°/s‎ ובמ״מ לשנייה, קפיצה חזרה ממוצעת במעלות ובמ״מ, וכן תנודתיות המדידה לכל תמונה.</w:t>
+      </w:r>
+    </w:p>
+    <w:p>
+      <w:pPr>
+        <w:bidi/>
+        <w:pStyle w:val="ListBullet"/>
+      </w:pPr>
+      <w:r>
+        <w:rPr>
+          <w:rFonts w:ascii="Calibri" w:hAnsi="Calibri" w:eastAsia="Calibri" w:cs="Arial"/>
+          <w:b/>
+          <w:bCs/>
+          <w:lang w:val="he-IL" w:bidi="he-IL"/>
+        </w:rPr>
+        <w:t>מעלות ומילימטרים:</w:t>
+      </w:r>
+      <w:r>
+        <w:rPr>
+          <w:rFonts w:ascii="Calibri" w:hAnsi="Calibri" w:eastAsia="Calibri" w:cs="Arial"/>
+          <w:lang w:val="he-IL" w:bidi="he-IL"/>
+        </w:rPr>
+        <w:t xml:space="preserve"> המעלות מגיעות מהכיול. את המילימטרים האפליקציה מעריכה לפי קוטר הקשתית, שאצל מבוגרים הוא כ־11.7 מ״מ. תמונות בודדות משתנות בערך בגובה תנודתיות המדידה המוצגת; ערכים על פני תמונות רבות מדויקים יותר.</w:t>
+      </w:r>
+    </w:p>
+    <w:p>
+      <w:pPr>
+        <w:bidi/>
+        <w:pStyle w:val="ListBullet"/>
+      </w:pPr>
+      <w:r>
+        <w:rPr>
+          <w:rFonts w:ascii="Calibri" w:hAnsi="Calibri" w:eastAsia="Calibri" w:cs="Arial"/>
+          <w:b/>
+          <w:bCs/>
+          <w:lang w:val="he-IL" w:bidi="he-IL"/>
+        </w:rPr>
+        <w:t>Freemium:</w:t>
+      </w:r>
+      <w:r>
+        <w:rPr>
+          <w:rFonts w:ascii="Calibri" w:hAnsi="Calibri" w:eastAsia="Calibri" w:cs="Arial"/>
+          <w:lang w:val="he-IL" w:bidi="he-IL"/>
+        </w:rPr>
+        <w:t xml:space="preserve"> תמונת סטילס של סבב אחד כטעימה. </w:t>
+      </w:r>
+      <w:r>
+        <w:rPr>
+          <w:rFonts w:ascii="Calibri" w:hAnsi="Calibri" w:eastAsia="Calibri" w:cs="Arial"/>
+          <w:b/>
+          <w:bCs/>
+          <w:lang w:val="he-IL" w:bidi="he-IL"/>
+        </w:rPr>
+        <w:t>מקרי מחקר:</w:t>
+      </w:r>
+      <w:r>
+        <w:rPr>
+          <w:rFonts w:ascii="Calibri" w:hAnsi="Calibri" w:eastAsia="Calibri" w:cs="Arial"/>
+          <w:lang w:val="he-IL" w:bidi="he-IL"/>
+        </w:rPr>
+        <w:t xml:space="preserve"> ניגון בהילוך איטי (רבע, חצי או מהירות מלאה), מחוון זמן, בחירת סבב; עקבת העיניים נשמרת עם המדידה וניתן לצפות בה שוב בכל עת.</w:t>
+      </w:r>
+    </w:p>
+    <w:p>
+      <w:pPr>
+        <w:bidi/>
+        <w:pStyle w:val="ListBullet"/>
+      </w:pPr>
+      <w:r>
+        <w:rPr>
+          <w:rFonts w:ascii="Calibri" w:hAnsi="Calibri" w:eastAsia="Calibri" w:cs="Arial"/>
+          <w:lang w:val="he-IL" w:bidi="he-IL"/>
+        </w:rPr>
+        <w:t xml:space="preserve">עקבת העיניים זמינה למדידות מגרסת אפליקציה 2.4 ואילך. מדידות ישנות יותר מציגות תחת </w:t>
+      </w:r>
+      <w:r>
+        <w:rPr>
+          <w:rFonts w:ascii="Calibri" w:hAnsi="Calibri" w:eastAsia="Calibri" w:cs="Arial"/>
+          <w:b/>
+          <w:bCs/>
+          <w:lang w:val="he-IL" w:bidi="he-IL"/>
+        </w:rPr>
+        <w:t>פרטים</w:t>
+      </w:r>
+      <w:r>
+        <w:rPr>
+          <w:rFonts w:ascii="Calibri" w:hAnsi="Calibri" w:eastAsia="Calibri" w:cs="Arial"/>
+          <w:lang w:val="he-IL" w:bidi="he-IL"/>
+        </w:rPr>
+        <w:t xml:space="preserve"> עקומה במעלות.</w:t>
+      </w:r>
+    </w:p>
+    <w:p>
+      <w:pPr>
+        <w:bidi/>
+        <w:pStyle w:val="Heading2"/>
+      </w:pPr>
+      <w:r>
+        <w:rPr>
+          <w:rFonts w:ascii="Calibri" w:hAnsi="Calibri" w:eastAsia="Calibri" w:cs="Arial"/>
+          <w:lang w:val="he-IL" w:bidi="he-IL"/>
+        </w:rPr>
         <w:t>מדידה ראשונה והשוואה (מקרי מחקר)</w:t>
       </w:r>
     </w:p>
@@ -2724,6 +3036,19 @@
           <w:rFonts w:ascii="Calibri" w:hAnsi="Calibri" w:eastAsia="Calibri" w:cs="Arial"/>
           <w:lang w:val="he-IL" w:bidi="he-IL"/>
         </w:rPr>
+        <w:t>ערכי המילימטרים בעקבת העיניים מבוססים על קוטר קשתית ממוצע. אצל אנשים מסוימים הוא עשוי להיות שונה מעט; להשוואה של אותו אדם אין לכך משמעות.</w:t>
+      </w:r>
+    </w:p>
+    <w:p>
+      <w:pPr>
+        <w:bidi/>
+        <w:pStyle w:val="ListBullet"/>
+      </w:pPr>
+      <w:r>
+        <w:rPr>
+          <w:rFonts w:ascii="Calibri" w:hAnsi="Calibri" w:eastAsia="Calibri" w:cs="Arial"/>
+          <w:lang w:val="he-IL" w:bidi="he-IL"/>
+        </w:rPr>
         <w:t>האפליקציה מחשבת ממוצע של שתי העיניים. היא אינה מראה הבדלים בין העיניים.</w:t>
       </w:r>
     </w:p>
@@ -2836,7 +3161,7 @@
           <w:rFonts w:ascii="Calibri" w:hAnsi="Calibri" w:eastAsia="Calibri" w:cs="Arial"/>
           <w:lang w:val="he-IL" w:bidi="he-IL"/>
         </w:rPr>
-        <w:t>.</w:t>
+        <w:t>. לעקבת העיניים נשמרות לכל תמונה 17 נקודות פנים לכל עין (זוויות העין, שפת העפעף, הקשתית), כ־1 MB למדידה, אך לא תמונות.</w:t>
       </w:r>
     </w:p>
     <w:p>

--- a/docs/guide_he.docx
+++ b/docs/guide_he.docx
@@ -2707,7 +2707,7 @@
           <w:rFonts w:ascii="Calibri" w:hAnsi="Calibri" w:eastAsia="Calibri" w:cs="Arial"/>
           <w:lang w:val="he-IL" w:bidi="he-IL"/>
         </w:rPr>
-        <w:t xml:space="preserve"> תנועת הקשתית בשנייה האחרונה בערך נמשכת כלפי מטה כמו עקבה של רשם. </w:t>
+        <w:t xml:space="preserve"> תנועת הקשתית בשנייה האחרונה בערך נמשכת כלפי מטה כמו עקבה של רשם (במדידה אנכית – הצידה). </w:t>
       </w:r>
       <w:r>
         <w:rPr>
@@ -2739,7 +2739,29 @@
           <w:rFonts w:ascii="Calibri" w:hAnsi="Calibri" w:eastAsia="Calibri" w:cs="Arial"/>
           <w:lang w:val="he-IL" w:bidi="he-IL"/>
         </w:rPr>
-        <w:t xml:space="preserve"> (שלב מהיר, כתום) כקו קצר בכיוון הנגדי. מכיוון שהתנועה היא שברי מילימטר בלבד, הקווים מוגדלים בכיוון התנועה; פי כמה – כתוב בתמונה.</w:t>
+        <w:t xml:space="preserve"> (שלב מהיר, כתום) כקו נגדי. מכיוון שהתנועה היא שברי מילימטר בלבד, הקווים מוגדלים בכיוון התנועה; פי כמה – כתוב בתמונה. הקווים מציגים את הממוצע של שתי העיניים; הגלישה מוחלקת מעט.</w:t>
+      </w:r>
+    </w:p>
+    <w:p>
+      <w:pPr>
+        <w:bidi/>
+        <w:pStyle w:val="ListBullet"/>
+      </w:pPr>
+      <w:r>
+        <w:rPr>
+          <w:rFonts w:ascii="Calibri" w:hAnsi="Calibri" w:eastAsia="Calibri" w:cs="Arial"/>
+          <w:b/>
+          <w:bCs/>
+          <w:lang w:val="he-IL" w:bidi="he-IL"/>
+        </w:rPr>
+        <w:t>רוחב תנועת הרפלקס:</w:t>
+      </w:r>
+      <w:r>
+        <w:rPr>
+          <w:rFonts w:ascii="Calibri" w:hAnsi="Calibri" w:eastAsia="Calibri" w:cs="Arial"/>
+          <w:lang w:val="he-IL" w:bidi="he-IL"/>
+        </w:rPr>
+        <w:t xml:space="preserve"> אורך הקו הנגדי מראה כמה רחוק העין גלשה לפני שקפצה חזרה. ליד כל קו נגדי מופיע הרוחב הזה במ״מ. מתחת לתמונה מופיע הרוחב הממוצע של כל הקפיצות חזרה בסבב, במ״מ ובמעלות, יחד עם תנודתיות המדידה (‎±‎).</w:t>
       </w:r>
     </w:p>
     <w:p>
@@ -2783,7 +2805,7 @@
           <w:rFonts w:ascii="Calibri" w:hAnsi="Calibri" w:eastAsia="Calibri" w:cs="Arial"/>
           <w:lang w:val="he-IL" w:bidi="he-IL"/>
         </w:rPr>
-        <w:t xml:space="preserve"> גלישה ב־‎°/s‎ ובמ״מ לשנייה, קפיצה חזרה ממוצעת במעלות ובמ״מ, וכן תנודתיות המדידה לכל תמונה.</w:t>
+        <w:t xml:space="preserve"> הרוחב הממוצע של תנועת הרפלקס (ראו למעלה), גלישה ב־‎°/s‎ ובמ״מ לשנייה, וכן תנודתיות המדידה לכל תמונה.</w:t>
       </w:r>
     </w:p>
     <w:p>
@@ -2805,7 +2827,7 @@
           <w:rFonts w:ascii="Calibri" w:hAnsi="Calibri" w:eastAsia="Calibri" w:cs="Arial"/>
           <w:lang w:val="he-IL" w:bidi="he-IL"/>
         </w:rPr>
-        <w:t xml:space="preserve"> המעלות מגיעות מהכיול. את המילימטרים האפליקציה מעריכה לפי קוטר הקשתית, שאצל מבוגרים הוא כ־11.7 מ״מ. תמונות בודדות משתנות בערך בגובה תנודתיות המדידה המוצגת; ערכים על פני תמונות רבות מדויקים יותר.</w:t>
+        <w:t xml:space="preserve"> המעלות מגיעות מהכיול. את המילימטרים האפליקציה מעריכה לפי קוטר הקשתית, שאצל מבוגרים הוא כ־11.7 מ״מ. תמונות בודדות משתנות בערך בגובה תנודתיות המדידה המוצגת; ערכים על פני תמונות רבות מדויקים יותר. לכן הספרה השנייה אחרי הנקודה בקו נגדי בודד היא משוערת בלבד; הרוחב הממוצע על פני קפיצות חזרה רבות מדויק יותר.</w:t>
       </w:r>
     </w:p>
     <w:p>
